--- a/odigoi/03_local_spark_workbook.en.docx
+++ b/odigoi/03_local_spark_workbook.en.docx
@@ -20,7 +20,7 @@
           <w:sz w:val="22"/>
           <w:szCs w:val="22"/>
         </w:rPr>
-        <w:id w:val="1776827282"/>
+        <w:id w:val="1725947229"/>
         <w:docPartObj>
           <w:docPartGallery w:val="Table of Contents"/>
           <w:docPartUnique/>
@@ -61,7 +61,7 @@
           <w:r>
             <w:fldChar w:fldCharType="separate"/>
           </w:r>
-          <w:hyperlink w:anchor="_Toc225612824" w:history="1">
+          <w:hyperlink w:anchor="_Toc225688353" w:history="1">
             <w:r>
               <w:rPr>
                 <w:rStyle w:val="Hyperlink"/>
@@ -88,7 +88,7 @@
                 <w:noProof/>
                 <w:webHidden/>
               </w:rPr>
-              <w:instrText xml:space="preserve"> PAGEREF _Toc225612824 \h </w:instrText>
+              <w:instrText xml:space="preserve"> PAGEREF _Toc225688353 \h </w:instrText>
             </w:r>
             <w:r>
               <w:rPr>
@@ -135,7 +135,7 @@
               <w14:ligatures w14:val="standardContextual"/>
             </w:rPr>
           </w:pPr>
-          <w:hyperlink w:anchor="_Toc225612825" w:history="1">
+          <w:hyperlink w:anchor="_Toc225688354" w:history="1">
             <w:r>
               <w:rPr>
                 <w:rStyle w:val="Hyperlink"/>
@@ -162,7 +162,7 @@
                 <w:noProof/>
                 <w:webHidden/>
               </w:rPr>
-              <w:instrText xml:space="preserve"> PAGEREF _Toc225612825 \h </w:instrText>
+              <w:instrText xml:space="preserve"> PAGEREF _Toc225688354 \h </w:instrText>
             </w:r>
             <w:r>
               <w:rPr>
@@ -209,7 +209,7 @@
               <w14:ligatures w14:val="standardContextual"/>
             </w:rPr>
           </w:pPr>
-          <w:hyperlink w:anchor="_Toc225612826" w:history="1">
+          <w:hyperlink w:anchor="_Toc225688355" w:history="1">
             <w:r>
               <w:rPr>
                 <w:rStyle w:val="Hyperlink"/>
@@ -236,7 +236,7 @@
                 <w:noProof/>
                 <w:webHidden/>
               </w:rPr>
-              <w:instrText xml:space="preserve"> PAGEREF _Toc225612826 \h </w:instrText>
+              <w:instrText xml:space="preserve"> PAGEREF _Toc225688355 \h </w:instrText>
             </w:r>
             <w:r>
               <w:rPr>
@@ -283,7 +283,7 @@
               <w14:ligatures w14:val="standardContextual"/>
             </w:rPr>
           </w:pPr>
-          <w:hyperlink w:anchor="_Toc225612827" w:history="1">
+          <w:hyperlink w:anchor="_Toc225688356" w:history="1">
             <w:r>
               <w:rPr>
                 <w:rStyle w:val="Hyperlink"/>
@@ -310,7 +310,7 @@
                 <w:noProof/>
                 <w:webHidden/>
               </w:rPr>
-              <w:instrText xml:space="preserve"> PAGEREF _Toc225612827 \h </w:instrText>
+              <w:instrText xml:space="preserve"> PAGEREF _Toc225688356 \h </w:instrText>
             </w:r>
             <w:r>
               <w:rPr>
@@ -357,7 +357,7 @@
               <w14:ligatures w14:val="standardContextual"/>
             </w:rPr>
           </w:pPr>
-          <w:hyperlink w:anchor="_Toc225612828" w:history="1">
+          <w:hyperlink w:anchor="_Toc225688357" w:history="1">
             <w:r>
               <w:rPr>
                 <w:rStyle w:val="Hyperlink"/>
@@ -384,7 +384,7 @@
                 <w:noProof/>
                 <w:webHidden/>
               </w:rPr>
-              <w:instrText xml:space="preserve"> PAGEREF _Toc225612828 \h </w:instrText>
+              <w:instrText xml:space="preserve"> PAGEREF _Toc225688357 \h </w:instrText>
             </w:r>
             <w:r>
               <w:rPr>
@@ -431,7 +431,7 @@
               <w14:ligatures w14:val="standardContextual"/>
             </w:rPr>
           </w:pPr>
-          <w:hyperlink w:anchor="_Toc225612829" w:history="1">
+          <w:hyperlink w:anchor="_Toc225688358" w:history="1">
             <w:r>
               <w:rPr>
                 <w:rStyle w:val="Hyperlink"/>
@@ -458,7 +458,7 @@
                 <w:noProof/>
                 <w:webHidden/>
               </w:rPr>
-              <w:instrText xml:space="preserve"> PAGEREF _Toc225612829 \h </w:instrText>
+              <w:instrText xml:space="preserve"> PAGEREF _Toc225688358 \h </w:instrText>
             </w:r>
             <w:r>
               <w:rPr>
@@ -505,7 +505,7 @@
               <w14:ligatures w14:val="standardContextual"/>
             </w:rPr>
           </w:pPr>
-          <w:hyperlink w:anchor="_Toc225612830" w:history="1">
+          <w:hyperlink w:anchor="_Toc225688359" w:history="1">
             <w:r>
               <w:rPr>
                 <w:rStyle w:val="Hyperlink"/>
@@ -532,7 +532,7 @@
                 <w:noProof/>
                 <w:webHidden/>
               </w:rPr>
-              <w:instrText xml:space="preserve"> PAGEREF _Toc225612830 \h </w:instrText>
+              <w:instrText xml:space="preserve"> PAGEREF _Toc225688359 \h </w:instrText>
             </w:r>
             <w:r>
               <w:rPr>
@@ -579,7 +579,7 @@
               <w14:ligatures w14:val="standardContextual"/>
             </w:rPr>
           </w:pPr>
-          <w:hyperlink w:anchor="_Toc225612831" w:history="1">
+          <w:hyperlink w:anchor="_Toc225688360" w:history="1">
             <w:r>
               <w:rPr>
                 <w:rStyle w:val="Hyperlink"/>
@@ -606,7 +606,7 @@
                 <w:noProof/>
                 <w:webHidden/>
               </w:rPr>
-              <w:instrText xml:space="preserve"> PAGEREF _Toc225612831 \h </w:instrText>
+              <w:instrText xml:space="preserve"> PAGEREF _Toc225688360 \h </w:instrText>
             </w:r>
             <w:r>
               <w:rPr>
@@ -653,7 +653,7 @@
               <w14:ligatures w14:val="standardContextual"/>
             </w:rPr>
           </w:pPr>
-          <w:hyperlink w:anchor="_Toc225612832" w:history="1">
+          <w:hyperlink w:anchor="_Toc225688361" w:history="1">
             <w:r>
               <w:rPr>
                 <w:rStyle w:val="Hyperlink"/>
@@ -680,7 +680,7 @@
                 <w:noProof/>
                 <w:webHidden/>
               </w:rPr>
-              <w:instrText xml:space="preserve"> PAGEREF _Toc225612832 \h </w:instrText>
+              <w:instrText xml:space="preserve"> PAGEREF _Toc225688361 \h </w:instrText>
             </w:r>
             <w:r>
               <w:rPr>
@@ -801,7 +801,7 @@
         <w:pStyle w:val="Heading1"/>
       </w:pPr>
       <w:bookmarkStart w:id="0" w:name="what-we-assume"/>
-      <w:bookmarkStart w:id="1" w:name="_Toc225612824"/>
+      <w:bookmarkStart w:id="1" w:name="_Toc225688353"/>
       <w:r>
         <w:t>What we assume</w:t>
       </w:r>
@@ -979,7 +979,7 @@
         <w:pStyle w:val="Heading1"/>
       </w:pPr>
       <w:bookmarkStart w:id="2" w:name="the-recommended-local-path"/>
-      <w:bookmarkStart w:id="3" w:name="_Toc225612825"/>
+      <w:bookmarkStart w:id="3" w:name="_Toc225688354"/>
       <w:bookmarkEnd w:id="0"/>
       <w:r>
         <w:t>The recommended local path</w:t>
@@ -1068,7 +1068,7 @@
         <w:pStyle w:val="Heading1"/>
       </w:pPr>
       <w:bookmarkStart w:id="4" w:name="the-datasets"/>
-      <w:bookmarkStart w:id="5" w:name="_Toc225612826"/>
+      <w:bookmarkStart w:id="5" w:name="_Toc225688355"/>
       <w:bookmarkEnd w:id="2"/>
       <w:r>
         <w:t>The datasets</w:t>
@@ -1315,7 +1315,7 @@
         <w:pStyle w:val="Heading1"/>
       </w:pPr>
       <w:bookmarkStart w:id="6" w:name="part-a-rdd-fundamentals"/>
-      <w:bookmarkStart w:id="7" w:name="_Toc225612827"/>
+      <w:bookmarkStart w:id="7" w:name="_Toc225688356"/>
       <w:bookmarkEnd w:id="4"/>
       <w:r>
         <w:t>Part A: RDD fundamentals</w:t>
@@ -1821,7 +1821,7 @@
         <w:pStyle w:val="Heading2"/>
       </w:pPr>
       <w:bookmarkStart w:id="8" w:name="representative-rdd-example"/>
-      <w:bookmarkStart w:id="9" w:name="_Toc225612828"/>
+      <w:bookmarkStart w:id="9" w:name="_Toc225688357"/>
       <w:r>
         <w:t>Representative RDD example</w:t>
       </w:r>
@@ -3030,7 +3030,7 @@
         <w:pStyle w:val="Heading1"/>
       </w:pPr>
       <w:bookmarkStart w:id="10" w:name="X14e540a70108d6ddf1662dc95399bd03faec28d"/>
-      <w:bookmarkStart w:id="11" w:name="_Toc225612829"/>
+      <w:bookmarkStart w:id="11" w:name="_Toc225688358"/>
       <w:bookmarkEnd w:id="6"/>
       <w:bookmarkEnd w:id="8"/>
       <w:r>
@@ -3315,7 +3315,7 @@
         <w:pStyle w:val="Heading2"/>
       </w:pPr>
       <w:bookmarkStart w:id="12" w:name="representative-dataframe-example"/>
-      <w:bookmarkStart w:id="13" w:name="_Toc225612830"/>
+      <w:bookmarkStart w:id="13" w:name="_Toc225688359"/>
       <w:r>
         <w:t>Representative DataFrame example</w:t>
       </w:r>
@@ -5920,7 +5920,7 @@
         <w:pStyle w:val="Heading2"/>
       </w:pPr>
       <w:bookmarkStart w:id="14" w:name="representative-spark-sql-example"/>
-      <w:bookmarkStart w:id="15" w:name="_Toc225612831"/>
+      <w:bookmarkStart w:id="15" w:name="_Toc225688360"/>
       <w:bookmarkEnd w:id="12"/>
       <w:r>
         <w:t>Representative Spark SQL example</w:t>
@@ -8566,7 +8566,7 @@
         <w:pStyle w:val="Heading1"/>
       </w:pPr>
       <w:bookmarkStart w:id="16" w:name="from-local-to-remote-execution"/>
-      <w:bookmarkStart w:id="17" w:name="_Toc225612832"/>
+      <w:bookmarkStart w:id="17" w:name="_Toc225688361"/>
       <w:bookmarkEnd w:id="10"/>
       <w:bookmarkEnd w:id="14"/>
       <w:r>
@@ -9284,7 +9284,7 @@
   <w:abstractNum w:abstractNumId="9" w15:restartNumberingAfterBreak="0">
     <w:nsid w:val="0000A990"/>
     <w:multiLevelType w:val="multilevel"/>
-    <w:tmpl w:val="900EE428"/>
+    <w:tmpl w:val="1E9CC280"/>
     <w:lvl w:ilvl="0">
       <w:numFmt w:val="bullet"/>
       <w:lvlText w:val=" "/>
@@ -9361,7 +9361,7 @@
   <w:abstractNum w:abstractNumId="10" w15:restartNumberingAfterBreak="0">
     <w:nsid w:val="0000A991"/>
     <w:multiLevelType w:val="multilevel"/>
-    <w:tmpl w:val="8E3C2E0E"/>
+    <w:tmpl w:val="FEB04B5A"/>
     <w:lvl w:ilvl="0">
       <w:numFmt w:val="bullet"/>
       <w:lvlText w:val=""/>
@@ -9465,7 +9465,7 @@
   <w:abstractNum w:abstractNumId="11" w15:restartNumberingAfterBreak="0">
     <w:nsid w:val="00A99411"/>
     <w:multiLevelType w:val="multilevel"/>
-    <w:tmpl w:val="2E62B4EE"/>
+    <w:tmpl w:val="0D7A85D2"/>
     <w:lvl w:ilvl="0">
       <w:start w:val="1"/>
       <w:numFmt w:val="decimal"/>
@@ -9548,43 +9548,43 @@
       </w:pPr>
     </w:lvl>
   </w:abstractNum>
-  <w:num w:numId="1" w16cid:durableId="1448233030">
+  <w:num w:numId="1" w16cid:durableId="450249401">
     <w:abstractNumId w:val="8"/>
   </w:num>
-  <w:num w:numId="2" w16cid:durableId="1016227128">
+  <w:num w:numId="2" w16cid:durableId="1514565824">
     <w:abstractNumId w:val="6"/>
   </w:num>
-  <w:num w:numId="3" w16cid:durableId="667289340">
+  <w:num w:numId="3" w16cid:durableId="353118356">
     <w:abstractNumId w:val="5"/>
   </w:num>
-  <w:num w:numId="4" w16cid:durableId="2103722264">
+  <w:num w:numId="4" w16cid:durableId="857232406">
     <w:abstractNumId w:val="4"/>
   </w:num>
-  <w:num w:numId="5" w16cid:durableId="778136504">
+  <w:num w:numId="5" w16cid:durableId="156894493">
     <w:abstractNumId w:val="7"/>
   </w:num>
-  <w:num w:numId="6" w16cid:durableId="399909406">
+  <w:num w:numId="6" w16cid:durableId="2065173352">
     <w:abstractNumId w:val="3"/>
   </w:num>
-  <w:num w:numId="7" w16cid:durableId="380062865">
+  <w:num w:numId="7" w16cid:durableId="46034510">
     <w:abstractNumId w:val="2"/>
   </w:num>
-  <w:num w:numId="8" w16cid:durableId="140200240">
+  <w:num w:numId="8" w16cid:durableId="1809663018">
     <w:abstractNumId w:val="1"/>
   </w:num>
-  <w:num w:numId="9" w16cid:durableId="1385442464">
+  <w:num w:numId="9" w16cid:durableId="623737699">
     <w:abstractNumId w:val="0"/>
   </w:num>
-  <w:num w:numId="10" w16cid:durableId="799342804">
+  <w:num w:numId="10" w16cid:durableId="1468164524">
     <w:abstractNumId w:val="9"/>
   </w:num>
-  <w:num w:numId="11" w16cid:durableId="383723902">
+  <w:num w:numId="11" w16cid:durableId="311830228">
     <w:abstractNumId w:val="10"/>
   </w:num>
-  <w:num w:numId="12" w16cid:durableId="36127460">
+  <w:num w:numId="12" w16cid:durableId="316343201">
     <w:abstractNumId w:val="10"/>
   </w:num>
-  <w:num w:numId="13" w16cid:durableId="195628159">
+  <w:num w:numId="13" w16cid:durableId="80956163">
     <w:abstractNumId w:val="11"/>
     <w:lvlOverride w:ilvl="0">
       <w:startOverride w:val="1"/>
@@ -9614,13 +9614,13 @@
       <w:startOverride w:val="1"/>
     </w:lvlOverride>
   </w:num>
-  <w:num w:numId="14" w16cid:durableId="923077248">
+  <w:num w:numId="14" w16cid:durableId="2123919670">
     <w:abstractNumId w:val="10"/>
   </w:num>
-  <w:num w:numId="15" w16cid:durableId="1566255748">
+  <w:num w:numId="15" w16cid:durableId="1522087320">
     <w:abstractNumId w:val="10"/>
   </w:num>
-  <w:num w:numId="16" w16cid:durableId="454065518">
+  <w:num w:numId="16" w16cid:durableId="620916748">
     <w:abstractNumId w:val="10"/>
   </w:num>
 </w:numbering>
@@ -21441,7 +21441,7 @@
     <w:autoRedefine/>
     <w:uiPriority w:val="39"/>
     <w:unhideWhenUsed/>
-    <w:rsid w:val="00A26249"/>
+    <w:rsid w:val="00F006D6"/>
     <w:pPr>
       <w:spacing w:after="100"/>
     </w:pPr>
@@ -21453,7 +21453,7 @@
     <w:autoRedefine/>
     <w:uiPriority w:val="39"/>
     <w:unhideWhenUsed/>
-    <w:rsid w:val="00A26249"/>
+    <w:rsid w:val="00F006D6"/>
     <w:pPr>
       <w:spacing w:after="100"/>
       <w:ind w:left="220"/>
@@ -21464,7 +21464,7 @@
     <w:basedOn w:val="DefaultParagraphFont"/>
     <w:uiPriority w:val="99"/>
     <w:unhideWhenUsed/>
-    <w:rsid w:val="00A26249"/>
+    <w:rsid w:val="00F006D6"/>
     <w:rPr>
       <w:color w:val="0000FF" w:themeColor="hyperlink"/>
       <w:u w:val="single"/>

--- a/odigoi/03_local_spark_workbook.en.docx
+++ b/odigoi/03_local_spark_workbook.en.docx
@@ -20,7 +20,7 @@
           <w:sz w:val="22"/>
           <w:szCs w:val="22"/>
         </w:rPr>
-        <w:id w:val="1725947229"/>
+        <w:id w:val="442118873"/>
         <w:docPartObj>
           <w:docPartGallery w:val="Table of Contents"/>
           <w:docPartUnique/>
@@ -61,7 +61,7 @@
           <w:r>
             <w:fldChar w:fldCharType="separate"/>
           </w:r>
-          <w:hyperlink w:anchor="_Toc225688353" w:history="1">
+          <w:hyperlink w:anchor="_Toc225777452" w:history="1">
             <w:r>
               <w:rPr>
                 <w:rStyle w:val="Hyperlink"/>
@@ -88,7 +88,7 @@
                 <w:noProof/>
                 <w:webHidden/>
               </w:rPr>
-              <w:instrText xml:space="preserve"> PAGEREF _Toc225688353 \h </w:instrText>
+              <w:instrText xml:space="preserve"> PAGEREF _Toc225777452 \h </w:instrText>
             </w:r>
             <w:r>
               <w:rPr>
@@ -135,7 +135,7 @@
               <w14:ligatures w14:val="standardContextual"/>
             </w:rPr>
           </w:pPr>
-          <w:hyperlink w:anchor="_Toc225688354" w:history="1">
+          <w:hyperlink w:anchor="_Toc225777453" w:history="1">
             <w:r>
               <w:rPr>
                 <w:rStyle w:val="Hyperlink"/>
@@ -162,7 +162,7 @@
                 <w:noProof/>
                 <w:webHidden/>
               </w:rPr>
-              <w:instrText xml:space="preserve"> PAGEREF _Toc225688354 \h </w:instrText>
+              <w:instrText xml:space="preserve"> PAGEREF _Toc225777453 \h </w:instrText>
             </w:r>
             <w:r>
               <w:rPr>
@@ -209,7 +209,7 @@
               <w14:ligatures w14:val="standardContextual"/>
             </w:rPr>
           </w:pPr>
-          <w:hyperlink w:anchor="_Toc225688355" w:history="1">
+          <w:hyperlink w:anchor="_Toc225777454" w:history="1">
             <w:r>
               <w:rPr>
                 <w:rStyle w:val="Hyperlink"/>
@@ -236,7 +236,7 @@
                 <w:noProof/>
                 <w:webHidden/>
               </w:rPr>
-              <w:instrText xml:space="preserve"> PAGEREF _Toc225688355 \h </w:instrText>
+              <w:instrText xml:space="preserve"> PAGEREF _Toc225777454 \h </w:instrText>
             </w:r>
             <w:r>
               <w:rPr>
@@ -283,7 +283,7 @@
               <w14:ligatures w14:val="standardContextual"/>
             </w:rPr>
           </w:pPr>
-          <w:hyperlink w:anchor="_Toc225688356" w:history="1">
+          <w:hyperlink w:anchor="_Toc225777455" w:history="1">
             <w:r>
               <w:rPr>
                 <w:rStyle w:val="Hyperlink"/>
@@ -310,7 +310,7 @@
                 <w:noProof/>
                 <w:webHidden/>
               </w:rPr>
-              <w:instrText xml:space="preserve"> PAGEREF _Toc225688356 \h </w:instrText>
+              <w:instrText xml:space="preserve"> PAGEREF _Toc225777455 \h </w:instrText>
             </w:r>
             <w:r>
               <w:rPr>
@@ -357,7 +357,7 @@
               <w14:ligatures w14:val="standardContextual"/>
             </w:rPr>
           </w:pPr>
-          <w:hyperlink w:anchor="_Toc225688357" w:history="1">
+          <w:hyperlink w:anchor="_Toc225777456" w:history="1">
             <w:r>
               <w:rPr>
                 <w:rStyle w:val="Hyperlink"/>
@@ -384,7 +384,7 @@
                 <w:noProof/>
                 <w:webHidden/>
               </w:rPr>
-              <w:instrText xml:space="preserve"> PAGEREF _Toc225688357 \h </w:instrText>
+              <w:instrText xml:space="preserve"> PAGEREF _Toc225777456 \h </w:instrText>
             </w:r>
             <w:r>
               <w:rPr>
@@ -431,7 +431,7 @@
               <w14:ligatures w14:val="standardContextual"/>
             </w:rPr>
           </w:pPr>
-          <w:hyperlink w:anchor="_Toc225688358" w:history="1">
+          <w:hyperlink w:anchor="_Toc225777457" w:history="1">
             <w:r>
               <w:rPr>
                 <w:rStyle w:val="Hyperlink"/>
@@ -458,7 +458,7 @@
                 <w:noProof/>
                 <w:webHidden/>
               </w:rPr>
-              <w:instrText xml:space="preserve"> PAGEREF _Toc225688358 \h </w:instrText>
+              <w:instrText xml:space="preserve"> PAGEREF _Toc225777457 \h </w:instrText>
             </w:r>
             <w:r>
               <w:rPr>
@@ -505,7 +505,7 @@
               <w14:ligatures w14:val="standardContextual"/>
             </w:rPr>
           </w:pPr>
-          <w:hyperlink w:anchor="_Toc225688359" w:history="1">
+          <w:hyperlink w:anchor="_Toc225777458" w:history="1">
             <w:r>
               <w:rPr>
                 <w:rStyle w:val="Hyperlink"/>
@@ -532,7 +532,7 @@
                 <w:noProof/>
                 <w:webHidden/>
               </w:rPr>
-              <w:instrText xml:space="preserve"> PAGEREF _Toc225688359 \h </w:instrText>
+              <w:instrText xml:space="preserve"> PAGEREF _Toc225777458 \h </w:instrText>
             </w:r>
             <w:r>
               <w:rPr>
@@ -579,7 +579,7 @@
               <w14:ligatures w14:val="standardContextual"/>
             </w:rPr>
           </w:pPr>
-          <w:hyperlink w:anchor="_Toc225688360" w:history="1">
+          <w:hyperlink w:anchor="_Toc225777459" w:history="1">
             <w:r>
               <w:rPr>
                 <w:rStyle w:val="Hyperlink"/>
@@ -606,7 +606,7 @@
                 <w:noProof/>
                 <w:webHidden/>
               </w:rPr>
-              <w:instrText xml:space="preserve"> PAGEREF _Toc225688360 \h </w:instrText>
+              <w:instrText xml:space="preserve"> PAGEREF _Toc225777459 \h </w:instrText>
             </w:r>
             <w:r>
               <w:rPr>
@@ -653,7 +653,7 @@
               <w14:ligatures w14:val="standardContextual"/>
             </w:rPr>
           </w:pPr>
-          <w:hyperlink w:anchor="_Toc225688361" w:history="1">
+          <w:hyperlink w:anchor="_Toc225777460" w:history="1">
             <w:r>
               <w:rPr>
                 <w:rStyle w:val="Hyperlink"/>
@@ -680,7 +680,7 @@
                 <w:noProof/>
                 <w:webHidden/>
               </w:rPr>
-              <w:instrText xml:space="preserve"> PAGEREF _Toc225688361 \h </w:instrText>
+              <w:instrText xml:space="preserve"> PAGEREF _Toc225777460 \h </w:instrText>
             </w:r>
             <w:r>
               <w:rPr>
@@ -801,7 +801,7 @@
         <w:pStyle w:val="Heading1"/>
       </w:pPr>
       <w:bookmarkStart w:id="0" w:name="what-we-assume"/>
-      <w:bookmarkStart w:id="1" w:name="_Toc225688353"/>
+      <w:bookmarkStart w:id="1" w:name="_Toc225777452"/>
       <w:r>
         <w:t>What we assume</w:t>
       </w:r>
@@ -979,7 +979,7 @@
         <w:pStyle w:val="Heading1"/>
       </w:pPr>
       <w:bookmarkStart w:id="2" w:name="the-recommended-local-path"/>
-      <w:bookmarkStart w:id="3" w:name="_Toc225688354"/>
+      <w:bookmarkStart w:id="3" w:name="_Toc225777453"/>
       <w:bookmarkEnd w:id="0"/>
       <w:r>
         <w:t>The recommended local path</w:t>
@@ -1068,7 +1068,7 @@
         <w:pStyle w:val="Heading1"/>
       </w:pPr>
       <w:bookmarkStart w:id="4" w:name="the-datasets"/>
-      <w:bookmarkStart w:id="5" w:name="_Toc225688355"/>
+      <w:bookmarkStart w:id="5" w:name="_Toc225777454"/>
       <w:bookmarkEnd w:id="2"/>
       <w:r>
         <w:t>The datasets</w:t>
@@ -1315,7 +1315,7 @@
         <w:pStyle w:val="Heading1"/>
       </w:pPr>
       <w:bookmarkStart w:id="6" w:name="part-a-rdd-fundamentals"/>
-      <w:bookmarkStart w:id="7" w:name="_Toc225688356"/>
+      <w:bookmarkStart w:id="7" w:name="_Toc225777455"/>
       <w:bookmarkEnd w:id="4"/>
       <w:r>
         <w:t>Part A: RDD fundamentals</w:t>
@@ -1821,7 +1821,7 @@
         <w:pStyle w:val="Heading2"/>
       </w:pPr>
       <w:bookmarkStart w:id="8" w:name="representative-rdd-example"/>
-      <w:bookmarkStart w:id="9" w:name="_Toc225688357"/>
+      <w:bookmarkStart w:id="9" w:name="_Toc225777456"/>
       <w:r>
         <w:t>Representative RDD example</w:t>
       </w:r>
@@ -3030,7 +3030,7 @@
         <w:pStyle w:val="Heading1"/>
       </w:pPr>
       <w:bookmarkStart w:id="10" w:name="X14e540a70108d6ddf1662dc95399bd03faec28d"/>
-      <w:bookmarkStart w:id="11" w:name="_Toc225688358"/>
+      <w:bookmarkStart w:id="11" w:name="_Toc225777457"/>
       <w:bookmarkEnd w:id="6"/>
       <w:bookmarkEnd w:id="8"/>
       <w:r>
@@ -3315,7 +3315,7 @@
         <w:pStyle w:val="Heading2"/>
       </w:pPr>
       <w:bookmarkStart w:id="12" w:name="representative-dataframe-example"/>
-      <w:bookmarkStart w:id="13" w:name="_Toc225688359"/>
+      <w:bookmarkStart w:id="13" w:name="_Toc225777458"/>
       <w:r>
         <w:t>Representative DataFrame example</w:t>
       </w:r>
@@ -5920,7 +5920,7 @@
         <w:pStyle w:val="Heading2"/>
       </w:pPr>
       <w:bookmarkStart w:id="14" w:name="representative-spark-sql-example"/>
-      <w:bookmarkStart w:id="15" w:name="_Toc225688360"/>
+      <w:bookmarkStart w:id="15" w:name="_Toc225777459"/>
       <w:bookmarkEnd w:id="12"/>
       <w:r>
         <w:t>Representative Spark SQL example</w:t>
@@ -8566,7 +8566,7 @@
         <w:pStyle w:val="Heading1"/>
       </w:pPr>
       <w:bookmarkStart w:id="16" w:name="from-local-to-remote-execution"/>
-      <w:bookmarkStart w:id="17" w:name="_Toc225688361"/>
+      <w:bookmarkStart w:id="17" w:name="_Toc225777460"/>
       <w:bookmarkEnd w:id="10"/>
       <w:bookmarkEnd w:id="14"/>
       <w:r>
@@ -9284,7 +9284,7 @@
   <w:abstractNum w:abstractNumId="9" w15:restartNumberingAfterBreak="0">
     <w:nsid w:val="0000A990"/>
     <w:multiLevelType w:val="multilevel"/>
-    <w:tmpl w:val="1E9CC280"/>
+    <w:tmpl w:val="EA568714"/>
     <w:lvl w:ilvl="0">
       <w:numFmt w:val="bullet"/>
       <w:lvlText w:val=" "/>
@@ -9361,7 +9361,7 @@
   <w:abstractNum w:abstractNumId="10" w15:restartNumberingAfterBreak="0">
     <w:nsid w:val="0000A991"/>
     <w:multiLevelType w:val="multilevel"/>
-    <w:tmpl w:val="FEB04B5A"/>
+    <w:tmpl w:val="59325282"/>
     <w:lvl w:ilvl="0">
       <w:numFmt w:val="bullet"/>
       <w:lvlText w:val=""/>
@@ -9465,7 +9465,7 @@
   <w:abstractNum w:abstractNumId="11" w15:restartNumberingAfterBreak="0">
     <w:nsid w:val="00A99411"/>
     <w:multiLevelType w:val="multilevel"/>
-    <w:tmpl w:val="0D7A85D2"/>
+    <w:tmpl w:val="1716E888"/>
     <w:lvl w:ilvl="0">
       <w:start w:val="1"/>
       <w:numFmt w:val="decimal"/>
@@ -9548,43 +9548,43 @@
       </w:pPr>
     </w:lvl>
   </w:abstractNum>
-  <w:num w:numId="1" w16cid:durableId="450249401">
+  <w:num w:numId="1" w16cid:durableId="289433115">
     <w:abstractNumId w:val="8"/>
   </w:num>
-  <w:num w:numId="2" w16cid:durableId="1514565824">
+  <w:num w:numId="2" w16cid:durableId="1732381230">
     <w:abstractNumId w:val="6"/>
   </w:num>
-  <w:num w:numId="3" w16cid:durableId="353118356">
+  <w:num w:numId="3" w16cid:durableId="518353961">
     <w:abstractNumId w:val="5"/>
   </w:num>
-  <w:num w:numId="4" w16cid:durableId="857232406">
+  <w:num w:numId="4" w16cid:durableId="130635035">
     <w:abstractNumId w:val="4"/>
   </w:num>
-  <w:num w:numId="5" w16cid:durableId="156894493">
+  <w:num w:numId="5" w16cid:durableId="1605845781">
     <w:abstractNumId w:val="7"/>
   </w:num>
-  <w:num w:numId="6" w16cid:durableId="2065173352">
+  <w:num w:numId="6" w16cid:durableId="969824643">
     <w:abstractNumId w:val="3"/>
   </w:num>
-  <w:num w:numId="7" w16cid:durableId="46034510">
+  <w:num w:numId="7" w16cid:durableId="772822937">
     <w:abstractNumId w:val="2"/>
   </w:num>
-  <w:num w:numId="8" w16cid:durableId="1809663018">
+  <w:num w:numId="8" w16cid:durableId="1369143075">
     <w:abstractNumId w:val="1"/>
   </w:num>
-  <w:num w:numId="9" w16cid:durableId="623737699">
+  <w:num w:numId="9" w16cid:durableId="1833595321">
     <w:abstractNumId w:val="0"/>
   </w:num>
-  <w:num w:numId="10" w16cid:durableId="1468164524">
+  <w:num w:numId="10" w16cid:durableId="759065743">
     <w:abstractNumId w:val="9"/>
   </w:num>
-  <w:num w:numId="11" w16cid:durableId="311830228">
+  <w:num w:numId="11" w16cid:durableId="894126753">
     <w:abstractNumId w:val="10"/>
   </w:num>
-  <w:num w:numId="12" w16cid:durableId="316343201">
+  <w:num w:numId="12" w16cid:durableId="1709331412">
     <w:abstractNumId w:val="10"/>
   </w:num>
-  <w:num w:numId="13" w16cid:durableId="80956163">
+  <w:num w:numId="13" w16cid:durableId="796797979">
     <w:abstractNumId w:val="11"/>
     <w:lvlOverride w:ilvl="0">
       <w:startOverride w:val="1"/>
@@ -9614,13 +9614,13 @@
       <w:startOverride w:val="1"/>
     </w:lvlOverride>
   </w:num>
-  <w:num w:numId="14" w16cid:durableId="2123919670">
+  <w:num w:numId="14" w16cid:durableId="1137844951">
     <w:abstractNumId w:val="10"/>
   </w:num>
-  <w:num w:numId="15" w16cid:durableId="1522087320">
+  <w:num w:numId="15" w16cid:durableId="1212231315">
     <w:abstractNumId w:val="10"/>
   </w:num>
-  <w:num w:numId="16" w16cid:durableId="620916748">
+  <w:num w:numId="16" w16cid:durableId="20520868">
     <w:abstractNumId w:val="10"/>
   </w:num>
 </w:numbering>
@@ -21441,7 +21441,7 @@
     <w:autoRedefine/>
     <w:uiPriority w:val="39"/>
     <w:unhideWhenUsed/>
-    <w:rsid w:val="00F006D6"/>
+    <w:rsid w:val="001216C5"/>
     <w:pPr>
       <w:spacing w:after="100"/>
     </w:pPr>
@@ -21453,7 +21453,7 @@
     <w:autoRedefine/>
     <w:uiPriority w:val="39"/>
     <w:unhideWhenUsed/>
-    <w:rsid w:val="00F006D6"/>
+    <w:rsid w:val="001216C5"/>
     <w:pPr>
       <w:spacing w:after="100"/>
       <w:ind w:left="220"/>
@@ -21464,7 +21464,7 @@
     <w:basedOn w:val="DefaultParagraphFont"/>
     <w:uiPriority w:val="99"/>
     <w:unhideWhenUsed/>
-    <w:rsid w:val="00F006D6"/>
+    <w:rsid w:val="001216C5"/>
     <w:rPr>
       <w:color w:val="0000FF" w:themeColor="hyperlink"/>
       <w:u w:val="single"/>

--- a/odigoi/03_local_spark_workbook.en.docx
+++ b/odigoi/03_local_spark_workbook.en.docx
@@ -20,7 +20,7 @@
           <w:sz w:val="22"/>
           <w:szCs w:val="22"/>
         </w:rPr>
-        <w:id w:val="442118873"/>
+        <w:id w:val="-253816096"/>
         <w:docPartObj>
           <w:docPartGallery w:val="Table of Contents"/>
           <w:docPartUnique/>
@@ -61,7 +61,7 @@
           <w:r>
             <w:fldChar w:fldCharType="separate"/>
           </w:r>
-          <w:hyperlink w:anchor="_Toc225777452" w:history="1">
+          <w:hyperlink w:anchor="_Toc227785252" w:history="1">
             <w:r>
               <w:rPr>
                 <w:rStyle w:val="Hyperlink"/>
@@ -88,7 +88,7 @@
                 <w:noProof/>
                 <w:webHidden/>
               </w:rPr>
-              <w:instrText xml:space="preserve"> PAGEREF _Toc225777452 \h </w:instrText>
+              <w:instrText xml:space="preserve"> PAGEREF _Toc227785252 \h </w:instrText>
             </w:r>
             <w:r>
               <w:rPr>
@@ -135,7 +135,7 @@
               <w14:ligatures w14:val="standardContextual"/>
             </w:rPr>
           </w:pPr>
-          <w:hyperlink w:anchor="_Toc225777453" w:history="1">
+          <w:hyperlink w:anchor="_Toc227785253" w:history="1">
             <w:r>
               <w:rPr>
                 <w:rStyle w:val="Hyperlink"/>
@@ -162,7 +162,7 @@
                 <w:noProof/>
                 <w:webHidden/>
               </w:rPr>
-              <w:instrText xml:space="preserve"> PAGEREF _Toc225777453 \h </w:instrText>
+              <w:instrText xml:space="preserve"> PAGEREF _Toc227785253 \h </w:instrText>
             </w:r>
             <w:r>
               <w:rPr>
@@ -209,7 +209,7 @@
               <w14:ligatures w14:val="standardContextual"/>
             </w:rPr>
           </w:pPr>
-          <w:hyperlink w:anchor="_Toc225777454" w:history="1">
+          <w:hyperlink w:anchor="_Toc227785254" w:history="1">
             <w:r>
               <w:rPr>
                 <w:rStyle w:val="Hyperlink"/>
@@ -236,7 +236,7 @@
                 <w:noProof/>
                 <w:webHidden/>
               </w:rPr>
-              <w:instrText xml:space="preserve"> PAGEREF _Toc225777454 \h </w:instrText>
+              <w:instrText xml:space="preserve"> PAGEREF _Toc227785254 \h </w:instrText>
             </w:r>
             <w:r>
               <w:rPr>
@@ -283,7 +283,7 @@
               <w14:ligatures w14:val="standardContextual"/>
             </w:rPr>
           </w:pPr>
-          <w:hyperlink w:anchor="_Toc225777455" w:history="1">
+          <w:hyperlink w:anchor="_Toc227785255" w:history="1">
             <w:r>
               <w:rPr>
                 <w:rStyle w:val="Hyperlink"/>
@@ -310,7 +310,7 @@
                 <w:noProof/>
                 <w:webHidden/>
               </w:rPr>
-              <w:instrText xml:space="preserve"> PAGEREF _Toc225777455 \h </w:instrText>
+              <w:instrText xml:space="preserve"> PAGEREF _Toc227785255 \h </w:instrText>
             </w:r>
             <w:r>
               <w:rPr>
@@ -357,7 +357,7 @@
               <w14:ligatures w14:val="standardContextual"/>
             </w:rPr>
           </w:pPr>
-          <w:hyperlink w:anchor="_Toc225777456" w:history="1">
+          <w:hyperlink w:anchor="_Toc227785256" w:history="1">
             <w:r>
               <w:rPr>
                 <w:rStyle w:val="Hyperlink"/>
@@ -384,7 +384,7 @@
                 <w:noProof/>
                 <w:webHidden/>
               </w:rPr>
-              <w:instrText xml:space="preserve"> PAGEREF _Toc225777456 \h </w:instrText>
+              <w:instrText xml:space="preserve"> PAGEREF _Toc227785256 \h </w:instrText>
             </w:r>
             <w:r>
               <w:rPr>
@@ -431,7 +431,7 @@
               <w14:ligatures w14:val="standardContextual"/>
             </w:rPr>
           </w:pPr>
-          <w:hyperlink w:anchor="_Toc225777457" w:history="1">
+          <w:hyperlink w:anchor="_Toc227785257" w:history="1">
             <w:r>
               <w:rPr>
                 <w:rStyle w:val="Hyperlink"/>
@@ -458,7 +458,7 @@
                 <w:noProof/>
                 <w:webHidden/>
               </w:rPr>
-              <w:instrText xml:space="preserve"> PAGEREF _Toc225777457 \h </w:instrText>
+              <w:instrText xml:space="preserve"> PAGEREF _Toc227785257 \h </w:instrText>
             </w:r>
             <w:r>
               <w:rPr>
@@ -505,7 +505,7 @@
               <w14:ligatures w14:val="standardContextual"/>
             </w:rPr>
           </w:pPr>
-          <w:hyperlink w:anchor="_Toc225777458" w:history="1">
+          <w:hyperlink w:anchor="_Toc227785258" w:history="1">
             <w:r>
               <w:rPr>
                 <w:rStyle w:val="Hyperlink"/>
@@ -532,7 +532,7 @@
                 <w:noProof/>
                 <w:webHidden/>
               </w:rPr>
-              <w:instrText xml:space="preserve"> PAGEREF _Toc225777458 \h </w:instrText>
+              <w:instrText xml:space="preserve"> PAGEREF _Toc227785258 \h </w:instrText>
             </w:r>
             <w:r>
               <w:rPr>
@@ -579,7 +579,7 @@
               <w14:ligatures w14:val="standardContextual"/>
             </w:rPr>
           </w:pPr>
-          <w:hyperlink w:anchor="_Toc225777459" w:history="1">
+          <w:hyperlink w:anchor="_Toc227785259" w:history="1">
             <w:r>
               <w:rPr>
                 <w:rStyle w:val="Hyperlink"/>
@@ -606,7 +606,7 @@
                 <w:noProof/>
                 <w:webHidden/>
               </w:rPr>
-              <w:instrText xml:space="preserve"> PAGEREF _Toc225777459 \h </w:instrText>
+              <w:instrText xml:space="preserve"> PAGEREF _Toc227785259 \h </w:instrText>
             </w:r>
             <w:r>
               <w:rPr>
@@ -653,7 +653,7 @@
               <w14:ligatures w14:val="standardContextual"/>
             </w:rPr>
           </w:pPr>
-          <w:hyperlink w:anchor="_Toc225777460" w:history="1">
+          <w:hyperlink w:anchor="_Toc227785260" w:history="1">
             <w:r>
               <w:rPr>
                 <w:rStyle w:val="Hyperlink"/>
@@ -680,7 +680,7 @@
                 <w:noProof/>
                 <w:webHidden/>
               </w:rPr>
-              <w:instrText xml:space="preserve"> PAGEREF _Toc225777460 \h </w:instrText>
+              <w:instrText xml:space="preserve"> PAGEREF _Toc227785260 \h </w:instrText>
             </w:r>
             <w:r>
               <w:rPr>
@@ -801,7 +801,7 @@
         <w:pStyle w:val="Heading1"/>
       </w:pPr>
       <w:bookmarkStart w:id="0" w:name="what-we-assume"/>
-      <w:bookmarkStart w:id="1" w:name="_Toc225777452"/>
+      <w:bookmarkStart w:id="1" w:name="_Toc227785252"/>
       <w:r>
         <w:t>What we assume</w:t>
       </w:r>
@@ -979,7 +979,7 @@
         <w:pStyle w:val="Heading1"/>
       </w:pPr>
       <w:bookmarkStart w:id="2" w:name="the-recommended-local-path"/>
-      <w:bookmarkStart w:id="3" w:name="_Toc225777453"/>
+      <w:bookmarkStart w:id="3" w:name="_Toc227785253"/>
       <w:bookmarkEnd w:id="0"/>
       <w:r>
         <w:t>The recommended local path</w:t>
@@ -1068,7 +1068,7 @@
         <w:pStyle w:val="Heading1"/>
       </w:pPr>
       <w:bookmarkStart w:id="4" w:name="the-datasets"/>
-      <w:bookmarkStart w:id="5" w:name="_Toc225777454"/>
+      <w:bookmarkStart w:id="5" w:name="_Toc227785254"/>
       <w:bookmarkEnd w:id="2"/>
       <w:r>
         <w:t>The datasets</w:t>
@@ -1315,7 +1315,7 @@
         <w:pStyle w:val="Heading1"/>
       </w:pPr>
       <w:bookmarkStart w:id="6" w:name="part-a-rdd-fundamentals"/>
-      <w:bookmarkStart w:id="7" w:name="_Toc225777455"/>
+      <w:bookmarkStart w:id="7" w:name="_Toc227785255"/>
       <w:bookmarkEnd w:id="4"/>
       <w:r>
         <w:t>Part A: RDD fundamentals</w:t>
@@ -1821,7 +1821,7 @@
         <w:pStyle w:val="Heading2"/>
       </w:pPr>
       <w:bookmarkStart w:id="8" w:name="representative-rdd-example"/>
-      <w:bookmarkStart w:id="9" w:name="_Toc225777456"/>
+      <w:bookmarkStart w:id="9" w:name="_Toc227785256"/>
       <w:r>
         <w:t>Representative RDD example</w:t>
       </w:r>
@@ -3030,7 +3030,7 @@
         <w:pStyle w:val="Heading1"/>
       </w:pPr>
       <w:bookmarkStart w:id="10" w:name="X14e540a70108d6ddf1662dc95399bd03faec28d"/>
-      <w:bookmarkStart w:id="11" w:name="_Toc225777457"/>
+      <w:bookmarkStart w:id="11" w:name="_Toc227785257"/>
       <w:bookmarkEnd w:id="6"/>
       <w:bookmarkEnd w:id="8"/>
       <w:r>
@@ -3315,7 +3315,7 @@
         <w:pStyle w:val="Heading2"/>
       </w:pPr>
       <w:bookmarkStart w:id="12" w:name="representative-dataframe-example"/>
-      <w:bookmarkStart w:id="13" w:name="_Toc225777458"/>
+      <w:bookmarkStart w:id="13" w:name="_Toc227785258"/>
       <w:r>
         <w:t>Representative DataFrame example</w:t>
       </w:r>
@@ -5920,7 +5920,7 @@
         <w:pStyle w:val="Heading2"/>
       </w:pPr>
       <w:bookmarkStart w:id="14" w:name="representative-spark-sql-example"/>
-      <w:bookmarkStart w:id="15" w:name="_Toc225777459"/>
+      <w:bookmarkStart w:id="15" w:name="_Toc227785259"/>
       <w:bookmarkEnd w:id="12"/>
       <w:r>
         <w:t>Representative Spark SQL example</w:t>
@@ -8566,7 +8566,7 @@
         <w:pStyle w:val="Heading1"/>
       </w:pPr>
       <w:bookmarkStart w:id="16" w:name="from-local-to-remote-execution"/>
-      <w:bookmarkStart w:id="17" w:name="_Toc225777460"/>
+      <w:bookmarkStart w:id="17" w:name="_Toc227785260"/>
       <w:bookmarkEnd w:id="10"/>
       <w:bookmarkEnd w:id="14"/>
       <w:r>
@@ -9284,7 +9284,7 @@
   <w:abstractNum w:abstractNumId="9" w15:restartNumberingAfterBreak="0">
     <w:nsid w:val="0000A990"/>
     <w:multiLevelType w:val="multilevel"/>
-    <w:tmpl w:val="EA568714"/>
+    <w:tmpl w:val="4A3C619E"/>
     <w:lvl w:ilvl="0">
       <w:numFmt w:val="bullet"/>
       <w:lvlText w:val=" "/>
@@ -9361,7 +9361,7 @@
   <w:abstractNum w:abstractNumId="10" w15:restartNumberingAfterBreak="0">
     <w:nsid w:val="0000A991"/>
     <w:multiLevelType w:val="multilevel"/>
-    <w:tmpl w:val="59325282"/>
+    <w:tmpl w:val="F78E8A90"/>
     <w:lvl w:ilvl="0">
       <w:numFmt w:val="bullet"/>
       <w:lvlText w:val=""/>
@@ -9465,7 +9465,7 @@
   <w:abstractNum w:abstractNumId="11" w15:restartNumberingAfterBreak="0">
     <w:nsid w:val="00A99411"/>
     <w:multiLevelType w:val="multilevel"/>
-    <w:tmpl w:val="1716E888"/>
+    <w:tmpl w:val="F254131A"/>
     <w:lvl w:ilvl="0">
       <w:start w:val="1"/>
       <w:numFmt w:val="decimal"/>
@@ -9548,43 +9548,43 @@
       </w:pPr>
     </w:lvl>
   </w:abstractNum>
-  <w:num w:numId="1" w16cid:durableId="289433115">
+  <w:num w:numId="1" w16cid:durableId="509563289">
     <w:abstractNumId w:val="8"/>
   </w:num>
-  <w:num w:numId="2" w16cid:durableId="1732381230">
+  <w:num w:numId="2" w16cid:durableId="1405296418">
     <w:abstractNumId w:val="6"/>
   </w:num>
-  <w:num w:numId="3" w16cid:durableId="518353961">
+  <w:num w:numId="3" w16cid:durableId="325209268">
     <w:abstractNumId w:val="5"/>
   </w:num>
-  <w:num w:numId="4" w16cid:durableId="130635035">
+  <w:num w:numId="4" w16cid:durableId="1492988359">
     <w:abstractNumId w:val="4"/>
   </w:num>
-  <w:num w:numId="5" w16cid:durableId="1605845781">
+  <w:num w:numId="5" w16cid:durableId="236287912">
     <w:abstractNumId w:val="7"/>
   </w:num>
-  <w:num w:numId="6" w16cid:durableId="969824643">
+  <w:num w:numId="6" w16cid:durableId="1820263812">
     <w:abstractNumId w:val="3"/>
   </w:num>
-  <w:num w:numId="7" w16cid:durableId="772822937">
+  <w:num w:numId="7" w16cid:durableId="2006087493">
     <w:abstractNumId w:val="2"/>
   </w:num>
-  <w:num w:numId="8" w16cid:durableId="1369143075">
+  <w:num w:numId="8" w16cid:durableId="1211385187">
     <w:abstractNumId w:val="1"/>
   </w:num>
-  <w:num w:numId="9" w16cid:durableId="1833595321">
+  <w:num w:numId="9" w16cid:durableId="1427530536">
     <w:abstractNumId w:val="0"/>
   </w:num>
-  <w:num w:numId="10" w16cid:durableId="759065743">
+  <w:num w:numId="10" w16cid:durableId="1052343665">
     <w:abstractNumId w:val="9"/>
   </w:num>
-  <w:num w:numId="11" w16cid:durableId="894126753">
+  <w:num w:numId="11" w16cid:durableId="385570143">
     <w:abstractNumId w:val="10"/>
   </w:num>
-  <w:num w:numId="12" w16cid:durableId="1709331412">
+  <w:num w:numId="12" w16cid:durableId="1978415195">
     <w:abstractNumId w:val="10"/>
   </w:num>
-  <w:num w:numId="13" w16cid:durableId="796797979">
+  <w:num w:numId="13" w16cid:durableId="235870085">
     <w:abstractNumId w:val="11"/>
     <w:lvlOverride w:ilvl="0">
       <w:startOverride w:val="1"/>
@@ -9614,13 +9614,13 @@
       <w:startOverride w:val="1"/>
     </w:lvlOverride>
   </w:num>
-  <w:num w:numId="14" w16cid:durableId="1137844951">
+  <w:num w:numId="14" w16cid:durableId="651834301">
     <w:abstractNumId w:val="10"/>
   </w:num>
-  <w:num w:numId="15" w16cid:durableId="1212231315">
+  <w:num w:numId="15" w16cid:durableId="116609523">
     <w:abstractNumId w:val="10"/>
   </w:num>
-  <w:num w:numId="16" w16cid:durableId="20520868">
+  <w:num w:numId="16" w16cid:durableId="625164339">
     <w:abstractNumId w:val="10"/>
   </w:num>
 </w:numbering>
@@ -21441,7 +21441,7 @@
     <w:autoRedefine/>
     <w:uiPriority w:val="39"/>
     <w:unhideWhenUsed/>
-    <w:rsid w:val="001216C5"/>
+    <w:rsid w:val="00385CC1"/>
     <w:pPr>
       <w:spacing w:after="100"/>
     </w:pPr>
@@ -21453,7 +21453,7 @@
     <w:autoRedefine/>
     <w:uiPriority w:val="39"/>
     <w:unhideWhenUsed/>
-    <w:rsid w:val="001216C5"/>
+    <w:rsid w:val="00385CC1"/>
     <w:pPr>
       <w:spacing w:after="100"/>
       <w:ind w:left="220"/>
@@ -21464,7 +21464,7 @@
     <w:basedOn w:val="DefaultParagraphFont"/>
     <w:uiPriority w:val="99"/>
     <w:unhideWhenUsed/>
-    <w:rsid w:val="001216C5"/>
+    <w:rsid w:val="00385CC1"/>
     <w:rPr>
       <w:color w:val="0000FF" w:themeColor="hyperlink"/>
       <w:u w:val="single"/>
